--- a/results/manuscript/TRIPOD-AI_checklist.docx
+++ b/results/manuscript/TRIPOD-AI_checklist.docx
@@ -40,7 +40,7 @@
         <w:rPr>
           <w:rFonts w:ascii="Times New Roman" w:cs="Times New Roman" w:eastAsia="Times New Roman" w:hAnsi="Times New Roman"/>
         </w:rPr>
-        <w:t xml:space="preserve">Checklist items from Collins GS et al. TRIPOD+AI statement. BMJ 2024;385:e078378. Line numbers refer to the manuscript file ManuscriptDraft5_v25.docx (continuous line numbering). D = development, E = evaluation; this study evaluates published models, so items for development only (D) are not applicable.</w:t>
+        <w:t xml:space="preserve">Checklist items from Collins GS et al. TRIPOD+AI statement. BMJ 2024;385:e078378. Line numbers refer to the manuscript file ManuscriptDraft5_v26.docx (continuous line numbering). D = development, E = evaluation; this study evaluates published models, so items for development only (D) are not applicable.</w:t>
       </w:r>
     </w:p>
     <w:tbl>
@@ -2856,7 +2856,7 @@
                 <w:sz w:val="17"/>
                 <w:szCs w:val="17"/>
               </w:rPr>
-              <w:t xml:space="preserve">Overall survival (the outcome of every included signature, line 100); time horizons 12, 36 and 60 months.</w:t>
+              <w:t xml:space="preserve">Overall survival (the outcome of every included signature, line 100–101); time horizons 12, 36 and 60 months.</w:t>
             </w:r>
           </w:p>
         </w:tc>
